--- a/05. Advanced Certificate in AI Risk Management/Advanced Certificate in AI Risk Management.docx
+++ b/05. Advanced Certificate in AI Risk Management/Advanced Certificate in AI Risk Management.docx
@@ -398,7 +398,7 @@
               <w:rPr>
                 <w:iCs/>
               </w:rPr>
-              <w:t>The course comprises three modules. Each module consists of 10 sessions (9 teaching + 1 assessment), conducted live online for 3 days a week, 7:00 PM – 10:00 PM (3 hours per session). The learning objective for each module is as follows:</w:t>
+              <w:t>The course comprises three modules. Each module consists of 13 sessions (12 teaching + 1 assessment), conducted live online for 3 days a week, 7:00 PM – 10:00 PM (3 hours per session). The learning objective for each module is as follows:</w:t>
             </w:r>
           </w:p>
           <w:tbl>
@@ -1131,7 +1131,7 @@
               <w:rPr>
                 <w:bCs/>
               </w:rPr>
-              <w:t>2.5 months (part-time)</w:t>
+              <w:t>3.25 months (part-time)</w:t>
             </w:r>
           </w:p>
           <w:p>
@@ -1180,7 +1180,7 @@
               <w:rPr>
                 <w:bCs/>
               </w:rPr>
-              <w:t>:  90</w:t>
+              <w:t>:  117</w:t>
             </w:r>
             <w:proofErr w:type="gramEnd"/>
             <w:r>
@@ -1215,7 +1215,7 @@
               <w:rPr>
                 <w:bCs/>
               </w:rPr>
-              <w:t xml:space="preserve"> modules x 10 sessions x 3 hours = 90 hours.</w:t>
+              <w:t xml:space="preserve"> modules x 13 sessions x 3 hours = 117 hours.</w:t>
             </w:r>
           </w:p>
           <w:tbl>
@@ -1441,7 +1441,7 @@
                     <w:spacing w:after="40"/>
                   </w:pPr>
                   <w:r>
-                    <w:t>42</w:t>
+                    <w:t>54</w:t>
                   </w:r>
                 </w:p>
               </w:tc>
@@ -1495,7 +1495,7 @@
                     <w:spacing w:after="40"/>
                   </w:pPr>
                   <w:r>
-                    <w:t>39</w:t>
+                    <w:t>54</w:t>
                   </w:r>
                 </w:p>
               </w:tc>
@@ -1657,7 +1657,7 @@
                     <w:rPr>
                       <w:b/>
                     </w:rPr>
-                    <w:t>90</w:t>
+                    <w:t>117</w:t>
                   </w:r>
                 </w:p>
               </w:tc>
@@ -1670,7 +1670,7 @@
                     <w:spacing w:after="40"/>
                   </w:pPr>
                   <w:r>
-                    <w:t>30 sessions x 3 hours (27 teaching + 3 assessment)</w:t>
+                    <w:t>39 sessions x 3 hours (36 teaching + 3 assessment)</w:t>
                   </w:r>
                 </w:p>
               </w:tc>
@@ -1714,7 +1714,7 @@
               <w:rPr>
                 <w:bCs/>
               </w:rPr>
-              <w:t>Age: 21 years old</w:t>
+              <w:t>Age:</w:t>
             </w:r>
           </w:p>
           <w:p>
@@ -1728,7 +1728,7 @@
               <w:rPr>
                 <w:bCs/>
               </w:rPr>
-              <w:t>Language Proficiency: At least C6 for GCE “O” Level English</w:t>
+              <w:t>At least 21 years old</w:t>
             </w:r>
           </w:p>
           <w:p>
@@ -1742,7 +1742,7 @@
               <w:rPr>
                 <w:bCs/>
               </w:rPr>
-              <w:t>Academic: At least C6 for GCE “O” Level in any 3 subjects</w:t>
+              <w:t>Academic:</w:t>
             </w:r>
           </w:p>
           <w:p>
@@ -1756,7 +1756,21 @@
               <w:rPr>
                 <w:bCs/>
               </w:rPr>
-              <w:t>Recommended (not mandatory): basic IT and risk/governance knowledge (e.g., familiarity with enterprise risk management, IT governance or compliance frameworks) and a basic understanding of AI/ML concepts.</w:t>
+              <w:t>At least C6 at GCE O-Level in any 3 subjects, or equivalent; or</w:t>
+            </w:r>
+          </w:p>
+          <w:p>
+            <w:pPr>
+              <w:spacing w:after="40"/>
+              <w:rPr>
+                <w:bCs/>
+              </w:rPr>
+            </w:pPr>
+            <w:r>
+              <w:rPr>
+                <w:bCs/>
+              </w:rPr>
+              <w:t>Mature candidate who is at least 25 years old with at least 4 years of working experience</w:t>
             </w:r>
           </w:p>
         </w:tc>
@@ -1834,7 +1848,7 @@
               <w:rPr>
                 <w:b/>
               </w:rPr>
-              <w:t>Maximum time allowed to complete the modular courses for award of the certificate qualification: ~2.5 months (part-time).</w:t>
+              <w:t>Maximum time allowed to complete the modular courses for award of the certificate qualification: ~3.25 months (part-time).</w:t>
             </w:r>
           </w:p>
           <w:p>

--- a/05. Advanced Certificate in AI Risk Management/Advanced Certificate in AI Risk Management.docx
+++ b/05. Advanced Certificate in AI Risk Management/Advanced Certificate in AI Risk Management.docx
@@ -1,6 +1,6 @@
 
 <file path=word/document.xml><?xml version="1.0" encoding="utf-8"?>
-<w:document xmlns:wpc="http://schemas.microsoft.com/office/word/2010/wordprocessingCanvas" xmlns:cx="http://schemas.microsoft.com/office/drawing/2014/chartex" xmlns:cx1="http://schemas.microsoft.com/office/drawing/2015/9/8/chartex" xmlns:cx2="http://schemas.microsoft.com/office/drawing/2015/10/21/chartex" xmlns:cx3="http://schemas.microsoft.com/office/drawing/2016/5/9/chartex" xmlns:cx4="http://schemas.microsoft.com/office/drawing/2016/5/10/chartex" xmlns:cx5="http://schemas.microsoft.com/office/drawing/2016/5/11/chartex" xmlns:cx6="http://schemas.microsoft.com/office/drawing/2016/5/12/chartex" xmlns:cx7="http://schemas.microsoft.com/office/drawing/2016/5/13/chartex" xmlns:cx8="http://schemas.microsoft.com/office/drawing/2016/5/14/chartex" xmlns:mc="http://schemas.openxmlformats.org/markup-compatibility/2006" xmlns:aink="http://schemas.microsoft.com/office/drawing/2016/ink" xmlns:am3d="http://schemas.microsoft.com/office/drawing/2017/model3d" xmlns:o="urn:schemas-microsoft-com:office:office" xmlns:oel="http://schemas.microsoft.com/office/2019/extlst" xmlns:r="http://schemas.openxmlformats.org/officeDocument/2006/relationships" xmlns:m="http://schemas.openxmlformats.org/officeDocument/2006/math" xmlns:v="urn:schemas-microsoft-com:vml" xmlns:wp14="http://schemas.microsoft.com/office/word/2010/wordprocessingDrawing" xmlns:wp="http://schemas.openxmlformats.org/drawingml/2006/wordprocessingDrawing" xmlns:w10="urn:schemas-microsoft-com:office:word" xmlns:w="http://schemas.openxmlformats.org/wordprocessingml/2006/main" xmlns:w14="http://schemas.microsoft.com/office/word/2010/wordml" xmlns:w15="http://schemas.microsoft.com/office/word/2012/wordml" xmlns:w16cex="http://schemas.microsoft.com/office/word/2018/wordml/cex" xmlns:w16cid="http://schemas.microsoft.com/office/word/2016/wordml/cid" xmlns:w16="http://schemas.microsoft.com/office/word/2018/wordml" xmlns:w16du="http://schemas.microsoft.com/office/word/2023/wordml/word16du" xmlns:w16sdtdh="http://schemas.microsoft.com/office/word/2020/wordml/sdtdatahash" xmlns:w16sdtfl="http://schemas.microsoft.com/office/word/2024/wordml/sdtformatlock" xmlns:w16se="http://schemas.microsoft.com/office/word/2015/wordml/symex" xmlns:wpg="http://schemas.microsoft.com/office/word/2010/wordprocessingGroup" xmlns:wpi="http://schemas.microsoft.com/office/word/2010/wordprocessingInk" xmlns:wne="http://schemas.microsoft.com/office/word/2006/wordml" xmlns:wps="http://schemas.microsoft.com/office/word/2010/wordprocessingShape" mc:Ignorable="w14 w15 w16se w16cid w16 w16cex w16sdtdh w16sdtfl w16du wp14">
+<w:document xmlns:wpc="http://schemas.microsoft.com/office/word/2010/wordprocessingCanvas" xmlns:cx="http://schemas.microsoft.com/office/drawing/2014/chartex" xmlns:cx1="http://schemas.microsoft.com/office/drawing/2015/9/8/chartex" xmlns:cx2="http://schemas.microsoft.com/office/drawing/2015/10/21/chartex" xmlns:cx3="http://schemas.microsoft.com/office/drawing/2016/5/9/chartex" xmlns:cx4="http://schemas.microsoft.com/office/drawing/2016/5/10/chartex" xmlns:cx5="http://schemas.microsoft.com/office/drawing/2016/5/11/chartex" xmlns:cx6="http://schemas.microsoft.com/office/drawing/2016/5/12/chartex" xmlns:cx7="http://schemas.microsoft.com/office/drawing/2016/5/13/chartex" xmlns:cx8="http://schemas.microsoft.com/office/drawing/2016/5/14/chartex" xmlns:mc="http://schemas.openxmlformats.org/markup-compatibility/2006" xmlns:m="http://schemas.openxmlformats.org/officeDocument/2006/math" xmlns:aink="http://schemas.microsoft.com/office/drawing/2016/ink" xmlns:am3d="http://schemas.microsoft.com/office/drawing/2017/model3d" xmlns:oel="http://schemas.microsoft.com/office/2019/extlst" xmlns:r="http://schemas.openxmlformats.org/officeDocument/2006/relationships" xmlns:wp14="http://schemas.microsoft.com/office/word/2010/wordprocessingDrawing" xmlns:wp="http://schemas.openxmlformats.org/drawingml/2006/wordprocessingDrawing" xmlns:wpg="http://schemas.microsoft.com/office/word/2010/wordprocessingGroup" xmlns:wpi="http://schemas.microsoft.com/office/word/2010/wordprocessingInk" xmlns:wps="http://schemas.microsoft.com/office/word/2010/wordprocessingShape" xmlns:o="urn:schemas-microsoft-com:office:office" xmlns:v="urn:schemas-microsoft-com:vml" xmlns:w10="urn:schemas-microsoft-com:office:word" xmlns:w="http://schemas.openxmlformats.org/wordprocessingml/2006/main" xmlns:w14="http://schemas.microsoft.com/office/word/2010/wordml" xmlns:w15="http://schemas.microsoft.com/office/word/2012/wordml" xmlns:w16cex="http://schemas.microsoft.com/office/word/2018/wordml/cex" xmlns:w16cid="http://schemas.microsoft.com/office/word/2016/wordml/cid" xmlns:w16="http://schemas.microsoft.com/office/word/2018/wordml" xmlns:w16sdtdh="http://schemas.microsoft.com/office/word/2020/wordml/sdtdatahash" xmlns:w16sdtfl="http://schemas.microsoft.com/office/word/2024/wordml/sdtformatlock" xmlns:w16se="http://schemas.microsoft.com/office/word/2015/wordml/symex" xmlns:w16du="http://schemas.microsoft.com/office/word/2023/wordml/word16du" xmlns:wne="http://schemas.microsoft.com/office/word/2006/wordml" mc:Ignorable="w14 w15 w16se w16cid w16 w16cex w16sdtdh w16sdtfl w16du wp14">
   <w:body>
     <w:p>
       <w:pPr>
@@ -144,8 +144,16 @@
               <w:rPr>
                 <w:b/>
               </w:rPr>
-              <w:t>Advanced Certificate in AI Risk Management</w:t>
+              <w:t>A</w:t>
             </w:r>
+            <w:bookmarkStart w:id="0" w:name="OLE_LINK40"/>
+            <w:r>
+              <w:rPr>
+                <w:b/>
+              </w:rPr>
+              <w:t>dvanced Certificate in AI Risk Management</w:t>
+            </w:r>
+            <w:bookmarkEnd w:id="0"/>
           </w:p>
         </w:tc>
       </w:tr>
@@ -345,21 +353,7 @@
               <w:rPr>
                 <w:iCs/>
               </w:rPr>
-              <w:t xml:space="preserve">The Advanced Certificate in AI Risk Management equips professionals with </w:t>
-            </w:r>
-            <w:proofErr w:type="gramStart"/>
-            <w:r>
-              <w:rPr>
-                <w:iCs/>
-              </w:rPr>
-              <w:t>the specialised</w:t>
-            </w:r>
-            <w:proofErr w:type="gramEnd"/>
-            <w:r>
-              <w:rPr>
-                <w:iCs/>
-              </w:rPr>
-              <w:t xml:space="preserve"> skills to identify, assess, treat and govern the risks arising from artificial intelligence and machine-learning systems. </w:t>
+              <w:t xml:space="preserve">The Advanced Certificate in AI Risk Management equips professionals with the specialised skills to identify, assess, treat and govern the risks arising from artificial intelligence and machine-learning systems. </w:t>
             </w:r>
           </w:p>
           <w:p>
@@ -487,12 +481,14 @@
                   <w:pPr>
                     <w:spacing w:after="40"/>
                   </w:pPr>
+                  <w:bookmarkStart w:id="1" w:name="OLE_LINK43"/>
                   <w:r>
                     <w:rPr>
                       <w:b/>
                     </w:rPr>
                     <w:t>Module 1: AI Governance, Compliance and Ethical Risk Foundations</w:t>
                   </w:r>
+                  <w:bookmarkEnd w:id="1"/>
                 </w:p>
               </w:tc>
               <w:tc>
@@ -531,12 +527,14 @@
                   <w:pPr>
                     <w:spacing w:after="40"/>
                   </w:pPr>
+                  <w:bookmarkStart w:id="2" w:name="OLE_LINK44"/>
                   <w:r>
                     <w:rPr>
                       <w:b/>
                     </w:rPr>
                     <w:t>Module 2: Managing Risk Across the AI Life Cycle</w:t>
                   </w:r>
+                  <w:bookmarkEnd w:id="2"/>
                 </w:p>
               </w:tc>
               <w:tc>
@@ -575,12 +573,14 @@
                   <w:pPr>
                     <w:spacing w:after="40"/>
                   </w:pPr>
+                  <w:bookmarkStart w:id="3" w:name="OLE_LINK45"/>
                   <w:r>
                     <w:rPr>
                       <w:b/>
                     </w:rPr>
                     <w:t>Module 3: End-to-End AI Risk Program: Controls, Monitoring and Incident Response</w:t>
                   </w:r>
+                  <w:bookmarkEnd w:id="3"/>
                 </w:p>
               </w:tc>
               <w:tc>
@@ -693,21 +693,7 @@
               <w:rPr>
                 <w:bCs/>
               </w:rPr>
-              <w:t xml:space="preserve">Enterprise and operational risk managers </w:t>
-            </w:r>
-            <w:proofErr w:type="gramStart"/>
-            <w:r>
-              <w:rPr>
-                <w:bCs/>
-              </w:rPr>
-              <w:t>extending</w:t>
-            </w:r>
-            <w:proofErr w:type="gramEnd"/>
-            <w:r>
-              <w:rPr>
-                <w:bCs/>
-              </w:rPr>
-              <w:t xml:space="preserve"> their practice to cover AI systems.</w:t>
+              <w:t>Enterprise and operational risk managers extending their practice to cover AI systems.</w:t>
             </w:r>
           </w:p>
           <w:p>
@@ -784,21 +770,7 @@
               <w:rPr>
                 <w:bCs/>
               </w:rPr>
-              <w:t xml:space="preserve">Technical managers or team </w:t>
-            </w:r>
-            <w:proofErr w:type="gramStart"/>
-            <w:r>
-              <w:rPr>
-                <w:bCs/>
-              </w:rPr>
-              <w:t>leads who</w:t>
-            </w:r>
-            <w:proofErr w:type="gramEnd"/>
-            <w:r>
-              <w:rPr>
-                <w:bCs/>
-              </w:rPr>
-              <w:t xml:space="preserve"> need a strong AI risk and governance foundation to guide their teams or projects.</w:t>
+              <w:t>Technical managers or team leads who need a strong AI risk and governance foundation to guide their teams or projects.</w:t>
             </w:r>
           </w:p>
         </w:tc>
@@ -1027,21 +999,7 @@
               <w:rPr>
                 <w:i/>
               </w:rPr>
-              <w:t xml:space="preserve">If yes, please state the location of PEI's </w:t>
-            </w:r>
-            <w:proofErr w:type="gramStart"/>
-            <w:r>
-              <w:rPr>
-                <w:i/>
-              </w:rPr>
-              <w:t>premise</w:t>
-            </w:r>
-            <w:proofErr w:type="gramEnd"/>
-            <w:r>
-              <w:rPr>
-                <w:i/>
-              </w:rPr>
-              <w:t xml:space="preserve"> for the course to be conducted in: N/A</w:t>
+              <w:t>If yes, please state the location of PEI's premise for the course to be conducted in: N/A</w:t>
             </w:r>
           </w:p>
         </w:tc>
@@ -1077,19 +1035,11 @@
                 <w:bCs/>
               </w:rPr>
             </w:pPr>
-            <w:proofErr w:type="gramStart"/>
             <w:r>
               <w:rPr>
                 <w:bCs/>
               </w:rPr>
-              <w:t>Mode of Delivery:  ☐</w:t>
-            </w:r>
-            <w:proofErr w:type="gramEnd"/>
-            <w:r>
-              <w:rPr>
-                <w:bCs/>
-              </w:rPr>
-              <w:t xml:space="preserve"> Face-to-face    ☐ Blended    √ E-learning</w:t>
+              <w:t>Mode of Delivery:  ☐ Face-to-face    ☐ Blended    √ E-learning</w:t>
             </w:r>
           </w:p>
           <w:p>
@@ -1117,21 +1067,7 @@
               <w:rPr>
                 <w:bCs/>
               </w:rPr>
-              <w:t>Duration</w:t>
-            </w:r>
-            <w:proofErr w:type="gramStart"/>
-            <w:r>
-              <w:rPr>
-                <w:bCs/>
-              </w:rPr>
-              <w:t>:  ~</w:t>
-            </w:r>
-            <w:proofErr w:type="gramEnd"/>
-            <w:r>
-              <w:rPr>
-                <w:bCs/>
-              </w:rPr>
-              <w:t>3.25 months (part-time)</w:t>
+              <w:t>Duration:  ~3.25 months (part-time)</w:t>
             </w:r>
           </w:p>
           <w:p>
@@ -1173,21 +1109,7 @@
               <w:rPr>
                 <w:bCs/>
               </w:rPr>
-              <w:t>Total Course Hours</w:t>
-            </w:r>
-            <w:proofErr w:type="gramStart"/>
-            <w:r>
-              <w:rPr>
-                <w:bCs/>
-              </w:rPr>
-              <w:t>:  117</w:t>
-            </w:r>
-            <w:proofErr w:type="gramEnd"/>
-            <w:r>
-              <w:rPr>
-                <w:bCs/>
-              </w:rPr>
-              <w:t xml:space="preserve"> hours (part-time)</w:t>
+              <w:t>Total Course Hours:  117 hours (part-time)</w:t>
             </w:r>
           </w:p>
           <w:p>
@@ -1201,21 +1123,7 @@
               <w:rPr>
                 <w:bCs/>
               </w:rPr>
-              <w:t>Computation for course hours</w:t>
-            </w:r>
-            <w:proofErr w:type="gramStart"/>
-            <w:r>
-              <w:rPr>
-                <w:bCs/>
-              </w:rPr>
-              <w:t>:  3</w:t>
-            </w:r>
-            <w:proofErr w:type="gramEnd"/>
-            <w:r>
-              <w:rPr>
-                <w:bCs/>
-              </w:rPr>
-              <w:t xml:space="preserve"> modules x 13 sessions x 3 hours = 117 hours.</w:t>
+              <w:t>Computation for course hours:  3 modules x 13 sessions x 3 hours = 117 hours.</w:t>
             </w:r>
           </w:p>
           <w:tbl>
@@ -1691,6 +1599,7 @@
             <w:pPr>
               <w:spacing w:after="40"/>
             </w:pPr>
+            <w:bookmarkStart w:id="4" w:name="_Hlk232766837"/>
             <w:r>
               <w:rPr>
                 <w:b/>
@@ -1775,6 +1684,7 @@
           </w:p>
         </w:tc>
       </w:tr>
+      <w:bookmarkEnd w:id="4"/>
       <w:tr>
         <w:trPr>
           <w:jc w:val="center"/>
@@ -1788,11 +1698,7 @@
               <w:spacing w:after="40"/>
             </w:pPr>
             <w:r>
-              <w:t xml:space="preserve">(For certificate qualifications only) – to be read in conjunction with SSG </w:t>
-            </w:r>
-            <w:r>
-              <w:lastRenderedPageBreak/>
-              <w:t>Advisory 3/2022</w:t>
+              <w:t>(For certificate qualifications only) – to be read in conjunction with SSG Advisory 3/2022</w:t>
             </w:r>
           </w:p>
         </w:tc>
@@ -1808,7 +1714,6 @@
               <w:rPr>
                 <w:b/>
               </w:rPr>
-              <w:lastRenderedPageBreak/>
               <w:t>Will the PEI issue modular certificate(s) that students can stack towards the award of the Certificate Qualification?</w:t>
             </w:r>
           </w:p>
@@ -2399,7 +2304,7 @@
 </file>
 
 <file path=word/numbering.xml><?xml version="1.0" encoding="utf-8"?>
-<w:numbering xmlns:wpc="http://schemas.microsoft.com/office/word/2010/wordprocessingCanvas" xmlns:cx="http://schemas.microsoft.com/office/drawing/2014/chartex" xmlns:cx1="http://schemas.microsoft.com/office/drawing/2015/9/8/chartex" xmlns:cx2="http://schemas.microsoft.com/office/drawing/2015/10/21/chartex" xmlns:cx3="http://schemas.microsoft.com/office/drawing/2016/5/9/chartex" xmlns:cx4="http://schemas.microsoft.com/office/drawing/2016/5/10/chartex" xmlns:cx5="http://schemas.microsoft.com/office/drawing/2016/5/11/chartex" xmlns:cx6="http://schemas.microsoft.com/office/drawing/2016/5/12/chartex" xmlns:cx7="http://schemas.microsoft.com/office/drawing/2016/5/13/chartex" xmlns:cx8="http://schemas.microsoft.com/office/drawing/2016/5/14/chartex" xmlns:mc="http://schemas.openxmlformats.org/markup-compatibility/2006" xmlns:aink="http://schemas.microsoft.com/office/drawing/2016/ink" xmlns:am3d="http://schemas.microsoft.com/office/drawing/2017/model3d" xmlns:o="urn:schemas-microsoft-com:office:office" xmlns:oel="http://schemas.microsoft.com/office/2019/extlst" xmlns:r="http://schemas.openxmlformats.org/officeDocument/2006/relationships" xmlns:m="http://schemas.openxmlformats.org/officeDocument/2006/math" xmlns:v="urn:schemas-microsoft-com:vml" xmlns:wp14="http://schemas.microsoft.com/office/word/2010/wordprocessingDrawing" xmlns:wp="http://schemas.openxmlformats.org/drawingml/2006/wordprocessingDrawing" xmlns:w10="urn:schemas-microsoft-com:office:word" xmlns:w="http://schemas.openxmlformats.org/wordprocessingml/2006/main" xmlns:w14="http://schemas.microsoft.com/office/word/2010/wordml" xmlns:w15="http://schemas.microsoft.com/office/word/2012/wordml" xmlns:w16cex="http://schemas.microsoft.com/office/word/2018/wordml/cex" xmlns:w16cid="http://schemas.microsoft.com/office/word/2016/wordml/cid" xmlns:w16="http://schemas.microsoft.com/office/word/2018/wordml" xmlns:w16du="http://schemas.microsoft.com/office/word/2023/wordml/word16du" xmlns:w16sdtdh="http://schemas.microsoft.com/office/word/2020/wordml/sdtdatahash" xmlns:w16sdtfl="http://schemas.microsoft.com/office/word/2024/wordml/sdtformatlock" xmlns:w16se="http://schemas.microsoft.com/office/word/2015/wordml/symex" xmlns:wpg="http://schemas.microsoft.com/office/word/2010/wordprocessingGroup" xmlns:wpi="http://schemas.microsoft.com/office/word/2010/wordprocessingInk" xmlns:wne="http://schemas.microsoft.com/office/word/2006/wordml" xmlns:wps="http://schemas.microsoft.com/office/word/2010/wordprocessingShape" mc:Ignorable="w14 w15 w16se w16cid w16 w16cex w16sdtdh w16sdtfl w16du wp14">
+<w:numbering xmlns:wpc="http://schemas.microsoft.com/office/word/2010/wordprocessingCanvas" xmlns:cx="http://schemas.microsoft.com/office/drawing/2014/chartex" xmlns:cx1="http://schemas.microsoft.com/office/drawing/2015/9/8/chartex" xmlns:cx2="http://schemas.microsoft.com/office/drawing/2015/10/21/chartex" xmlns:cx3="http://schemas.microsoft.com/office/drawing/2016/5/9/chartex" xmlns:cx4="http://schemas.microsoft.com/office/drawing/2016/5/10/chartex" xmlns:cx5="http://schemas.microsoft.com/office/drawing/2016/5/11/chartex" xmlns:cx6="http://schemas.microsoft.com/office/drawing/2016/5/12/chartex" xmlns:cx7="http://schemas.microsoft.com/office/drawing/2016/5/13/chartex" xmlns:cx8="http://schemas.microsoft.com/office/drawing/2016/5/14/chartex" xmlns:mc="http://schemas.openxmlformats.org/markup-compatibility/2006" xmlns:m="http://schemas.openxmlformats.org/officeDocument/2006/math" xmlns:aink="http://schemas.microsoft.com/office/drawing/2016/ink" xmlns:am3d="http://schemas.microsoft.com/office/drawing/2017/model3d" xmlns:oel="http://schemas.microsoft.com/office/2019/extlst" xmlns:r="http://schemas.openxmlformats.org/officeDocument/2006/relationships" xmlns:wp14="http://schemas.microsoft.com/office/word/2010/wordprocessingDrawing" xmlns:wp="http://schemas.openxmlformats.org/drawingml/2006/wordprocessingDrawing" xmlns:wpg="http://schemas.microsoft.com/office/word/2010/wordprocessingGroup" xmlns:wpi="http://schemas.microsoft.com/office/word/2010/wordprocessingInk" xmlns:wps="http://schemas.microsoft.com/office/word/2010/wordprocessingShape" xmlns:o="urn:schemas-microsoft-com:office:office" xmlns:v="urn:schemas-microsoft-com:vml" xmlns:w10="urn:schemas-microsoft-com:office:word" xmlns:w="http://schemas.openxmlformats.org/wordprocessingml/2006/main" xmlns:w14="http://schemas.microsoft.com/office/word/2010/wordml" xmlns:w15="http://schemas.microsoft.com/office/word/2012/wordml" xmlns:w16cex="http://schemas.microsoft.com/office/word/2018/wordml/cex" xmlns:w16cid="http://schemas.microsoft.com/office/word/2016/wordml/cid" xmlns:w16="http://schemas.microsoft.com/office/word/2018/wordml" xmlns:w16sdtdh="http://schemas.microsoft.com/office/word/2020/wordml/sdtdatahash" xmlns:w16sdtfl="http://schemas.microsoft.com/office/word/2024/wordml/sdtformatlock" xmlns:w16se="http://schemas.microsoft.com/office/word/2015/wordml/symex" xmlns:w16du="http://schemas.microsoft.com/office/word/2023/wordml/word16du" xmlns:wne="http://schemas.microsoft.com/office/word/2006/wordml" mc:Ignorable="w14 w15 w16se w16cid w16 w16cex w16sdtdh w16sdtfl w16du wp14">
   <w:abstractNum w:abstractNumId="0" w15:restartNumberingAfterBreak="0">
     <w:nsid w:val="FFFFFF7C"/>
     <w:multiLevelType w:val="singleLevel"/>
@@ -2834,7 +2739,7 @@
 </file>
 
 <file path=word/styles.xml><?xml version="1.0" encoding="utf-8"?>
-<w:styles xmlns:mc="http://schemas.openxmlformats.org/markup-compatibility/2006" xmlns:r="http://schemas.openxmlformats.org/officeDocument/2006/relationships" xmlns:w="http://schemas.openxmlformats.org/wordprocessingml/2006/main" xmlns:w14="http://schemas.microsoft.com/office/word/2010/wordml" xmlns:w15="http://schemas.microsoft.com/office/word/2012/wordml" xmlns:w16cex="http://schemas.microsoft.com/office/word/2018/wordml/cex" xmlns:w16cid="http://schemas.microsoft.com/office/word/2016/wordml/cid" xmlns:w16="http://schemas.microsoft.com/office/word/2018/wordml" xmlns:w16du="http://schemas.microsoft.com/office/word/2023/wordml/word16du" xmlns:w16sdtdh="http://schemas.microsoft.com/office/word/2020/wordml/sdtdatahash" xmlns:w16sdtfl="http://schemas.microsoft.com/office/word/2024/wordml/sdtformatlock" xmlns:w16se="http://schemas.microsoft.com/office/word/2015/wordml/symex" mc:Ignorable="w14 w15 w16se w16cid w16 w16cex w16sdtdh w16sdtfl w16du">
+<w:styles xmlns:mc="http://schemas.openxmlformats.org/markup-compatibility/2006" xmlns:r="http://schemas.openxmlformats.org/officeDocument/2006/relationships" xmlns:w="http://schemas.openxmlformats.org/wordprocessingml/2006/main" xmlns:w14="http://schemas.microsoft.com/office/word/2010/wordml" xmlns:w15="http://schemas.microsoft.com/office/word/2012/wordml" xmlns:w16cex="http://schemas.microsoft.com/office/word/2018/wordml/cex" xmlns:w16cid="http://schemas.microsoft.com/office/word/2016/wordml/cid" xmlns:w16="http://schemas.microsoft.com/office/word/2018/wordml" xmlns:w16sdtdh="http://schemas.microsoft.com/office/word/2020/wordml/sdtdatahash" xmlns:w16sdtfl="http://schemas.microsoft.com/office/word/2024/wordml/sdtformatlock" xmlns:w16se="http://schemas.microsoft.com/office/word/2015/wordml/symex" xmlns:w16du="http://schemas.microsoft.com/office/word/2023/wordml/word16du" mc:Ignorable="w14 w15 w16se w16cid w16 w16cex w16sdtdh w16sdtfl w16du">
   <w:docDefaults>
     <w:rPrDefault>
       <w:rPr>
@@ -12357,7 +12262,7 @@
       </w:tcPr>
     </w:tblStylePr>
   </w:style>
-  <w:style w:type="table" w:styleId="ColorfulShading">
+  <w:style w:type="table" w:styleId="ColourfulShading">
     <w:name w:val="Colorful Shading"/>
     <w:basedOn w:val="TableNormal"/>
     <w:uiPriority w:val="71"/>
@@ -12472,7 +12377,7 @@
       </w:rPr>
     </w:tblStylePr>
   </w:style>
-  <w:style w:type="table" w:styleId="ColorfulShading-Accent1">
+  <w:style w:type="table" w:styleId="ColourfulShadingAccent1">
     <w:name w:val="Colorful Shading Accent 1"/>
     <w:basedOn w:val="TableNormal"/>
     <w:uiPriority w:val="71"/>
@@ -12587,7 +12492,7 @@
       </w:rPr>
     </w:tblStylePr>
   </w:style>
-  <w:style w:type="table" w:styleId="ColorfulShading-Accent2">
+  <w:style w:type="table" w:styleId="ColourfulShadingAccent2">
     <w:name w:val="Colorful Shading Accent 2"/>
     <w:basedOn w:val="TableNormal"/>
     <w:uiPriority w:val="71"/>
@@ -12702,7 +12607,7 @@
       </w:rPr>
     </w:tblStylePr>
   </w:style>
-  <w:style w:type="table" w:styleId="ColorfulShading-Accent3">
+  <w:style w:type="table" w:styleId="ColourfulShadingAccent3">
     <w:name w:val="Colorful Shading Accent 3"/>
     <w:basedOn w:val="TableNormal"/>
     <w:uiPriority w:val="71"/>
@@ -12807,7 +12712,7 @@
       </w:tcPr>
     </w:tblStylePr>
   </w:style>
-  <w:style w:type="table" w:styleId="ColorfulShading-Accent4">
+  <w:style w:type="table" w:styleId="ColourfulShadingAccent4">
     <w:name w:val="Colorful Shading Accent 4"/>
     <w:basedOn w:val="TableNormal"/>
     <w:uiPriority w:val="71"/>
@@ -12922,7 +12827,7 @@
       </w:rPr>
     </w:tblStylePr>
   </w:style>
-  <w:style w:type="table" w:styleId="ColorfulShading-Accent5">
+  <w:style w:type="table" w:styleId="ColourfulShadingAccent5">
     <w:name w:val="Colorful Shading Accent 5"/>
     <w:basedOn w:val="TableNormal"/>
     <w:uiPriority w:val="71"/>
@@ -13037,7 +12942,7 @@
       </w:rPr>
     </w:tblStylePr>
   </w:style>
-  <w:style w:type="table" w:styleId="ColorfulShading-Accent6">
+  <w:style w:type="table" w:styleId="ColourfulShadingAccent6">
     <w:name w:val="Colorful Shading Accent 6"/>
     <w:basedOn w:val="TableNormal"/>
     <w:uiPriority w:val="71"/>
@@ -13152,7 +13057,7 @@
       </w:rPr>
     </w:tblStylePr>
   </w:style>
-  <w:style w:type="table" w:styleId="ColorfulList">
+  <w:style w:type="table" w:styleId="ColourfulList">
     <w:name w:val="Colorful List"/>
     <w:basedOn w:val="TableNormal"/>
     <w:uiPriority w:val="72"/>
@@ -13231,7 +13136,7 @@
       </w:tcPr>
     </w:tblStylePr>
   </w:style>
-  <w:style w:type="table" w:styleId="ColorfulList-Accent1">
+  <w:style w:type="table" w:styleId="ColourfulListAccent1">
     <w:name w:val="Colorful List Accent 1"/>
     <w:basedOn w:val="TableNormal"/>
     <w:uiPriority w:val="72"/>
@@ -13310,7 +13215,7 @@
       </w:tcPr>
     </w:tblStylePr>
   </w:style>
-  <w:style w:type="table" w:styleId="ColorfulList-Accent2">
+  <w:style w:type="table" w:styleId="ColourfulListAccent2">
     <w:name w:val="Colorful List Accent 2"/>
     <w:basedOn w:val="TableNormal"/>
     <w:uiPriority w:val="72"/>
@@ -13389,7 +13294,7 @@
       </w:tcPr>
     </w:tblStylePr>
   </w:style>
-  <w:style w:type="table" w:styleId="ColorfulList-Accent3">
+  <w:style w:type="table" w:styleId="ColourfulListAccent3">
     <w:name w:val="Colorful List Accent 3"/>
     <w:basedOn w:val="TableNormal"/>
     <w:uiPriority w:val="72"/>
@@ -13468,7 +13373,7 @@
       </w:tcPr>
     </w:tblStylePr>
   </w:style>
-  <w:style w:type="table" w:styleId="ColorfulList-Accent4">
+  <w:style w:type="table" w:styleId="ColourfulListAccent4">
     <w:name w:val="Colorful List Accent 4"/>
     <w:basedOn w:val="TableNormal"/>
     <w:uiPriority w:val="72"/>
@@ -13547,7 +13452,7 @@
       </w:tcPr>
     </w:tblStylePr>
   </w:style>
-  <w:style w:type="table" w:styleId="ColorfulList-Accent5">
+  <w:style w:type="table" w:styleId="ColourfulListAccent5">
     <w:name w:val="Colorful List Accent 5"/>
     <w:basedOn w:val="TableNormal"/>
     <w:uiPriority w:val="72"/>
@@ -13626,7 +13531,7 @@
       </w:tcPr>
     </w:tblStylePr>
   </w:style>
-  <w:style w:type="table" w:styleId="ColorfulList-Accent6">
+  <w:style w:type="table" w:styleId="ColourfulListAccent6">
     <w:name w:val="Colorful List Accent 6"/>
     <w:basedOn w:val="TableNormal"/>
     <w:uiPriority w:val="72"/>
@@ -13705,7 +13610,7 @@
       </w:tcPr>
     </w:tblStylePr>
   </w:style>
-  <w:style w:type="table" w:styleId="ColorfulGrid">
+  <w:style w:type="table" w:styleId="ColourfulGrid">
     <w:name w:val="Colorful Grid"/>
     <w:basedOn w:val="TableNormal"/>
     <w:uiPriority w:val="73"/>
@@ -13778,7 +13683,7 @@
       </w:tcPr>
     </w:tblStylePr>
   </w:style>
-  <w:style w:type="table" w:styleId="ColorfulGrid-Accent1">
+  <w:style w:type="table" w:styleId="ColourfulGridAccent1">
     <w:name w:val="Colorful Grid Accent 1"/>
     <w:basedOn w:val="TableNormal"/>
     <w:uiPriority w:val="73"/>
@@ -13851,7 +13756,7 @@
       </w:tcPr>
     </w:tblStylePr>
   </w:style>
-  <w:style w:type="table" w:styleId="ColorfulGrid-Accent2">
+  <w:style w:type="table" w:styleId="ColourfulGridAccent2">
     <w:name w:val="Colorful Grid Accent 2"/>
     <w:basedOn w:val="TableNormal"/>
     <w:uiPriority w:val="73"/>
@@ -13924,7 +13829,7 @@
       </w:tcPr>
     </w:tblStylePr>
   </w:style>
-  <w:style w:type="table" w:styleId="ColorfulGrid-Accent3">
+  <w:style w:type="table" w:styleId="ColourfulGridAccent3">
     <w:name w:val="Colorful Grid Accent 3"/>
     <w:basedOn w:val="TableNormal"/>
     <w:uiPriority w:val="73"/>
@@ -13997,7 +13902,7 @@
       </w:tcPr>
     </w:tblStylePr>
   </w:style>
-  <w:style w:type="table" w:styleId="ColorfulGrid-Accent4">
+  <w:style w:type="table" w:styleId="ColourfulGridAccent4">
     <w:name w:val="Colorful Grid Accent 4"/>
     <w:basedOn w:val="TableNormal"/>
     <w:uiPriority w:val="73"/>
@@ -14070,7 +13975,7 @@
       </w:tcPr>
     </w:tblStylePr>
   </w:style>
-  <w:style w:type="table" w:styleId="ColorfulGrid-Accent5">
+  <w:style w:type="table" w:styleId="ColourfulGridAccent5">
     <w:name w:val="Colorful Grid Accent 5"/>
     <w:basedOn w:val="TableNormal"/>
     <w:uiPriority w:val="73"/>
@@ -14143,7 +14048,7 @@
       </w:tcPr>
     </w:tblStylePr>
   </w:style>
-  <w:style w:type="table" w:styleId="ColorfulGrid-Accent6">
+  <w:style w:type="table" w:styleId="ColourfulGridAccent6">
     <w:name w:val="Colorful Grid Accent 6"/>
     <w:basedOn w:val="TableNormal"/>
     <w:uiPriority w:val="73"/>
